--- a/docs/adr/spikes/spike-smartart/custom-nested-canvas.docx
+++ b/docs/adr/spikes/spike-smartart/custom-nested-canvas.docx
@@ -1,6 +1,6 @@
 
 <file path=word/document.xml><?xml version="1.0" encoding="utf-8"?>
-<w:document xmlns:w="http://schemas.openxmlformats.org/wordprocessingml/2006/main" xmlns:m="http://schemas.openxmlformats.org/officeDocument/2006/math" xmlns:r="http://schemas.openxmlformats.org/officeDocument/2006/relationships" xmlns:o="urn:schemas-microsoft-com:office:office" xmlns:v="urn:schemas-microsoft-com:vml" xmlns:w10="urn:schemas-microsoft-com:office:word" xmlns:a="http://schemas.openxmlformats.org/drawingml/2006/main" xmlns:pic="http://schemas.openxmlformats.org/drawingml/2006/picture" xmlns:wp="http://schemas.openxmlformats.org/drawingml/2006/wordprocessingDrawing" xmlns:dgm="http://schemas.openxmlformats.org/drawingml/2006/diagram" xmlns:wpc="http://schemas.microsoft.com/office/word/2010/wordprocessingCanvas" xmlns:wps="http://schemas.microsoft.com/office/word/2010/wordprocessingShape">
+<w:document xmlns:w="http://schemas.openxmlformats.org/wordprocessingml/2006/main" xmlns:m="http://schemas.openxmlformats.org/officeDocument/2006/math" xmlns:r="http://schemas.openxmlformats.org/officeDocument/2006/relationships" xmlns:o="urn:schemas-microsoft-com:office:office" xmlns:v="urn:schemas-microsoft-com:vml" xmlns:w10="urn:schemas-microsoft-com:office:word" xmlns:a="http://schemas.openxmlformats.org/drawingml/2006/main" xmlns:pic="http://schemas.openxmlformats.org/drawingml/2006/picture" xmlns:wp="http://schemas.openxmlformats.org/drawingml/2006/wordprocessingDrawing" xmlns:dgm="http://schemas.openxmlformats.org/drawingml/2006/diagram" xmlns:wpc="http://schemas.microsoft.com/office/word/2010/wordprocessingCanvas" xmlns:wps="http://schemas.microsoft.com/office/word/2010/wordprocessingShape" xmlns:wpg="http://schemas.microsoft.com/office/word/2010/wordprocessingGroup">
   <w:body>
     <w:bookmarkStart w:id="20" w:name="smartart-spike-base-document"/>
     <w:p>
@@ -75,12 +75,12 @@
                     <wps:bodyPr/>
                   </wps:wsp>
                   <wpc:graphicFrame>
-                    <wpc:cNvPr id="102" name="NestedSmartArt"/>
-                    <wpc:cNvFrPr/>
-                    <a:xfrm>
+                    <wpg:cNvPr id="102" name="NestedSmartArt"/>
+                    <wpg:cNvFrPr/>
+                    <wpg:xfrm>
                       <a:off x="0" y="600000"/>
                       <a:ext cx="5486400" cy="3000000"/>
-                    </a:xfrm>
+                    </wpg:xfrm>
                     <a:graphic>
                       <a:graphicData uri="http://schemas.openxmlformats.org/drawingml/2006/diagram">
                         <dgm:relIds r:dm="rIdNestedData1" r:lo="rIdNestedLayout1" r:qs="rIdNestedQuickStyle1" r:cs="rIdNestedColors1"/>

--- a/docs/adr/spikes/spike-smartart/custom-nested-canvas.docx
+++ b/docs/adr/spikes/spike-smartart/custom-nested-canvas.docx
@@ -1,6 +1,6 @@
 
 <file path=word/document.xml><?xml version="1.0" encoding="utf-8"?>
-<w:document xmlns:w="http://schemas.openxmlformats.org/wordprocessingml/2006/main" xmlns:m="http://schemas.openxmlformats.org/officeDocument/2006/math" xmlns:r="http://schemas.openxmlformats.org/officeDocument/2006/relationships" xmlns:o="urn:schemas-microsoft-com:office:office" xmlns:v="urn:schemas-microsoft-com:vml" xmlns:w10="urn:schemas-microsoft-com:office:word" xmlns:a="http://schemas.openxmlformats.org/drawingml/2006/main" xmlns:pic="http://schemas.openxmlformats.org/drawingml/2006/picture" xmlns:wp="http://schemas.openxmlformats.org/drawingml/2006/wordprocessingDrawing" xmlns:dgm="http://schemas.openxmlformats.org/drawingml/2006/diagram" xmlns:wpc="http://schemas.microsoft.com/office/word/2010/wordprocessingCanvas" xmlns:wps="http://schemas.microsoft.com/office/word/2010/wordprocessingShape" xmlns:wpg="http://schemas.microsoft.com/office/word/2010/wordprocessingGroup">
+<w:document xmlns:w="http://schemas.openxmlformats.org/wordprocessingml/2006/main" xmlns:m="http://schemas.openxmlformats.org/officeDocument/2006/math" xmlns:r="http://schemas.openxmlformats.org/officeDocument/2006/relationships" xmlns:o="urn:schemas-microsoft-com:office:office" xmlns:v="urn:schemas-microsoft-com:vml" xmlns:w10="urn:schemas-microsoft-com:office:word" xmlns:a="http://schemas.openxmlformats.org/drawingml/2006/main" xmlns:pic="http://schemas.openxmlformats.org/drawingml/2006/picture" xmlns:wp="http://schemas.openxmlformats.org/drawingml/2006/wordprocessingDrawing" xmlns:dgm="http://schemas.openxmlformats.org/drawingml/2006/diagram" xmlns:wpc="http://schemas.microsoft.com/office/word/2010/wordprocessingCanvas" xmlns:wps="http://schemas.microsoft.com/office/word/2010/wordprocessingShape" xmlns:wpg="http://schemas.microsoft.com/office/word/2010/wordprocessingGroup" xmlns:mc="http://schemas.openxmlformats.org/markup-compatibility/2006">
   <w:body>
     <w:bookmarkStart w:id="20" w:name="smartart-spike-base-document"/>
     <w:p>
@@ -74,19 +74,23 @@
                     </wps:txbx>
                     <wps:bodyPr/>
                   </wps:wsp>
-                  <wpc:graphicFrame>
-                    <wpg:cNvPr id="102" name="NestedSmartArt"/>
-                    <wpg:cNvFrPr/>
-                    <wpg:xfrm>
-                      <a:off x="0" y="600000"/>
-                      <a:ext cx="5486400" cy="3000000"/>
-                    </wpg:xfrm>
-                    <a:graphic>
-                      <a:graphicData uri="http://schemas.openxmlformats.org/drawingml/2006/diagram">
-                        <dgm:relIds r:dm="rIdNestedData1" r:lo="rIdNestedLayout1" r:qs="rIdNestedQuickStyle1" r:cs="rIdNestedColors1"/>
-                      </a:graphicData>
-                    </a:graphic>
-                  </wpc:graphicFrame>
+                  <mc:AlternateContent>
+                    <mc:Choice Requires="wpg">
+                      <wpc:graphicFrame>
+                        <wpg:cNvPr id="102" name="NestedSmartArt"/>
+                        <wpg:cNvFrPr/>
+                        <wpg:xfrm>
+                          <a:off x="0" y="600000"/>
+                          <a:ext cx="5486400" cy="3000000"/>
+                        </wpg:xfrm>
+                        <a:graphic>
+                          <a:graphicData uri="http://schemas.openxmlformats.org/drawingml/2006/diagram">
+                            <dgm:relIds r:dm="rIdNestedData1" r:lo="rIdNestedLayout1" r:qs="rIdNestedQuickStyle1" r:cs="rIdNestedColors1"/>
+                          </a:graphicData>
+                        </a:graphic>
+                      </wpc:graphicFrame>
+                    </mc:Choice>
+                  </mc:AlternateContent>
                 </wpc:wpc>
               </a:graphicData>
             </a:graphic>
